--- a/courts/sixth-circuit/court-of-appeals/opening-brief/usage/OUTPUT-opening-brief.docx
+++ b/courts/sixth-circuit/court-of-appeals/opening-brief/usage/OUTPUT-opening-brief.docx
@@ -258,6 +258,14 @@
     </w:p>
     <w:p>
       <w:pPr>
+        <w:pStyle w:val="CACover"/>
+      </w:pPr>
+      <w:r>
+        <w:t xml:space="preserve">Counsel for Plaintiff-Appellant NetChoice</w:t>
+      </w:r>
+    </w:p>
+    <w:p>
+      <w:pPr>
         <w:pStyle w:val="CARule1"/>
       </w:pPr>
       <w:r>
@@ -276,7 +284,7 @@
       <w:pPr>
         <w:pStyle w:val="CASectionBreak"/>
         <w:sectPr>
-          <w:footerReference w:type="default" r:id="rIdFtr0"/>
+          <w:footerReference w:type="default" r:id="rIdFtrNone"/>
           <w:pgSz w:w="12240" w:h="15840"/>
           <w:pgMar w:top="1440" w:right="1440" w:bottom="1440" w:left="1440" w:header="720" w:footer="720" w:gutter="0"/>
         </w:sectPr>
@@ -375,383 +383,6 @@
         <w:t xml:space="preserve">Page</w:t>
       </w:r>
     </w:p>
-    <w:tbl>
-      <w:tblPr>
-        <w:tblStyle w:val="Table"/>
-        <w:tblW w:type="pct" w:w="5000"/>
-        <w:tblLayout w:type="fixed"/>
-        <w:tblLook w:firstRow="0" w:lastRow="0" w:firstColumn="0" w:lastColumn="0" w:noHBand="0" w:noVBand="0" w:val="0000"/>
-      </w:tblPr>
-      <w:tblGrid>
-        <w:gridCol w:w="7920"/>
-      </w:tblGrid>
-      <w:tr>
-        <w:tc>
-          <w:tcPr/>
-          <w:p>
-            <w:pPr>
-              <w:pStyle w:val="CATOCTextTop"/>
-            </w:pPr>
-            <w:r>
-              <w:t xml:space="preserve">TABLE OF AUTHORITIES</w:t>
-            </w:r>
-            <w:r>
-              <w:tab/>
-            </w:r>
-            <w:r>
-              <w:t xml:space="preserve">iv</w:t>
-            </w:r>
-          </w:p>
-        </w:tc>
-      </w:tr>
-    </w:tbl>
-    <w:p/>
-    <w:tbl>
-      <w:tblPr>
-        <w:tblStyle w:val="Table"/>
-        <w:tblW w:type="pct" w:w="5000"/>
-        <w:tblLayout w:type="fixed"/>
-        <w:tblLook w:firstRow="0" w:lastRow="0" w:firstColumn="0" w:lastColumn="0" w:noHBand="0" w:noVBand="0" w:val="0000"/>
-      </w:tblPr>
-      <w:tblGrid>
-        <w:gridCol w:w="7920"/>
-      </w:tblGrid>
-      <w:tr>
-        <w:tc>
-          <w:tcPr/>
-          <w:p>
-            <w:pPr>
-              <w:pStyle w:val="CATOCTextTop"/>
-            </w:pPr>
-            <w:r>
-              <w:t xml:space="preserve">STATEMENT IN SUPPORT OF ORAL ARGUMENT</w:t>
-            </w:r>
-            <w:r>
-              <w:tab/>
-            </w:r>
-            <w:r>
-              <w:t xml:space="preserve">vi</w:t>
-            </w:r>
-          </w:p>
-        </w:tc>
-      </w:tr>
-    </w:tbl>
-    <w:p/>
-    <w:tbl>
-      <w:tblPr>
-        <w:tblStyle w:val="Table"/>
-        <w:tblW w:type="pct" w:w="5000"/>
-        <w:tblLayout w:type="fixed"/>
-        <w:tblLook w:firstRow="0" w:lastRow="0" w:firstColumn="0" w:lastColumn="0" w:noHBand="0" w:noVBand="0" w:val="0000"/>
-      </w:tblPr>
-      <w:tblGrid>
-        <w:gridCol w:w="7920"/>
-      </w:tblGrid>
-      <w:tr>
-        <w:tc>
-          <w:tcPr/>
-          <w:p>
-            <w:pPr>
-              <w:pStyle w:val="CATOCTextTop"/>
-            </w:pPr>
-            <w:r>
-              <w:t xml:space="preserve">INTRODUCTION</w:t>
-            </w:r>
-            <w:r>
-              <w:tab/>
-            </w:r>
-            <w:r>
-              <w:t xml:space="preserve">1</w:t>
-            </w:r>
-          </w:p>
-        </w:tc>
-      </w:tr>
-    </w:tbl>
-    <w:p/>
-    <w:tbl>
-      <w:tblPr>
-        <w:tblStyle w:val="Table"/>
-        <w:tblW w:type="pct" w:w="5000"/>
-        <w:tblLayout w:type="fixed"/>
-        <w:tblLook w:firstRow="0" w:lastRow="0" w:firstColumn="0" w:lastColumn="0" w:noHBand="0" w:noVBand="0" w:val="0000"/>
-      </w:tblPr>
-      <w:tblGrid>
-        <w:gridCol w:w="7920"/>
-      </w:tblGrid>
-      <w:tr>
-        <w:tc>
-          <w:tcPr/>
-          <w:p>
-            <w:pPr>
-              <w:pStyle w:val="CATOCTextTop"/>
-            </w:pPr>
-            <w:r>
-              <w:t xml:space="preserve">STATEMENT OF JURISDICTION</w:t>
-            </w:r>
-            <w:r>
-              <w:tab/>
-            </w:r>
-            <w:r>
-              <w:t xml:space="preserve">3</w:t>
-            </w:r>
-          </w:p>
-        </w:tc>
-      </w:tr>
-    </w:tbl>
-    <w:p/>
-    <w:tbl>
-      <w:tblPr>
-        <w:tblStyle w:val="Table"/>
-        <w:tblW w:type="pct" w:w="5000"/>
-        <w:tblLayout w:type="fixed"/>
-        <w:tblLook w:firstRow="0" w:lastRow="0" w:firstColumn="0" w:lastColumn="0" w:noHBand="0" w:noVBand="0" w:val="0000"/>
-      </w:tblPr>
-      <w:tblGrid>
-        <w:gridCol w:w="7920"/>
-      </w:tblGrid>
-      <w:tr>
-        <w:tc>
-          <w:tcPr/>
-          <w:p>
-            <w:pPr>
-              <w:pStyle w:val="CATOCTextTop"/>
-            </w:pPr>
-            <w:r>
-              <w:t xml:space="preserve">STATEMENT OF ISSUES</w:t>
-            </w:r>
-            <w:r>
-              <w:tab/>
-            </w:r>
-            <w:r>
-              <w:t xml:space="preserve">3</w:t>
-            </w:r>
-          </w:p>
-        </w:tc>
-      </w:tr>
-    </w:tbl>
-    <w:p/>
-    <w:tbl>
-      <w:tblPr>
-        <w:tblStyle w:val="Table"/>
-        <w:tblW w:type="pct" w:w="5000"/>
-        <w:tblLayout w:type="fixed"/>
-        <w:tblLook w:firstRow="0" w:lastRow="0" w:firstColumn="0" w:lastColumn="0" w:noHBand="0" w:noVBand="0" w:val="0000"/>
-      </w:tblPr>
-      <w:tblGrid>
-        <w:gridCol w:w="7920"/>
-      </w:tblGrid>
-      <w:tr>
-        <w:tc>
-          <w:tcPr/>
-          <w:p>
-            <w:pPr>
-              <w:pStyle w:val="CATOCTextTop"/>
-            </w:pPr>
-            <w:r>
-              <w:t xml:space="preserve">STATEMENT OF THE CASE</w:t>
-            </w:r>
-            <w:r>
-              <w:tab/>
-            </w:r>
-            <w:r>
-              <w:t xml:space="preserve">4</w:t>
-            </w:r>
-          </w:p>
-        </w:tc>
-      </w:tr>
-    </w:tbl>
-    <w:p/>
-    <w:tbl>
-      <w:tblPr>
-        <w:tblStyle w:val="Table"/>
-        <w:tblW w:type="pct" w:w="5000"/>
-        <w:tblLayout w:type="fixed"/>
-        <w:tblLook w:firstRow="0" w:lastRow="0" w:firstColumn="0" w:lastColumn="0" w:noHBand="0" w:noVBand="0" w:val="0000"/>
-      </w:tblPr>
-      <w:tblGrid>
-        <w:gridCol w:w="1218"/>
-        <w:gridCol w:w="6701"/>
-      </w:tblGrid>
-      <w:tr>
-        <w:tc>
-          <w:tcPr/>
-          <w:p>
-            <w:pPr>
-              <w:pStyle w:val="CATOCLabel1"/>
-            </w:pPr>
-            <w:r>
-              <w:t xml:space="preserve">A.</w:t>
-            </w:r>
-          </w:p>
-        </w:tc>
-        <w:tc>
-          <w:tcPr/>
-          <w:p>
-            <w:pPr>
-              <w:pStyle w:val="CATOCText1"/>
-            </w:pPr>
-            <w:r>
-              <w:t xml:space="preserve">Factual background</w:t>
-            </w:r>
-            <w:r>
-              <w:tab/>
-            </w:r>
-            <w:r>
-              <w:t xml:space="preserve">4</w:t>
-            </w:r>
-          </w:p>
-        </w:tc>
-      </w:tr>
-    </w:tbl>
-    <w:p/>
-    <w:tbl>
-      <w:tblPr>
-        <w:tblStyle w:val="Table"/>
-        <w:tblW w:type="pct" w:w="5000"/>
-        <w:tblLayout w:type="fixed"/>
-        <w:tblLook w:firstRow="0" w:lastRow="0" w:firstColumn="0" w:lastColumn="0" w:noHBand="0" w:noVBand="0" w:val="0000"/>
-      </w:tblPr>
-      <w:tblGrid>
-        <w:gridCol w:w="1827"/>
-        <w:gridCol w:w="6092"/>
-      </w:tblGrid>
-      <w:tr>
-        <w:tc>
-          <w:tcPr/>
-          <w:p>
-            <w:pPr>
-              <w:pStyle w:val="CATOCLabel2"/>
-            </w:pPr>
-            <w:r>
-              <w:t xml:space="preserve">1.</w:t>
-            </w:r>
-          </w:p>
-        </w:tc>
-        <w:tc>
-          <w:tcPr/>
-          <w:p>
-            <w:pPr>
-              <w:pStyle w:val="CATOCText2"/>
-            </w:pPr>
-            <w:r>
-              <w:t xml:space="preserve">NetChoice members’ websites curate, disseminate, and enable vast amounts of speech protected by the First Amendment.</w:t>
-            </w:r>
-            <w:r>
-              <w:tab/>
-            </w:r>
-            <w:r>
-              <w:t xml:space="preserve">4</w:t>
-            </w:r>
-          </w:p>
-        </w:tc>
-      </w:tr>
-    </w:tbl>
-    <w:p/>
-    <w:tbl>
-      <w:tblPr>
-        <w:tblStyle w:val="Table"/>
-        <w:tblW w:type="pct" w:w="5000"/>
-        <w:tblLayout w:type="fixed"/>
-        <w:tblLook w:firstRow="0" w:lastRow="0" w:firstColumn="0" w:lastColumn="0" w:noHBand="0" w:noVBand="0" w:val="0000"/>
-      </w:tblPr>
-      <w:tblGrid>
-        <w:gridCol w:w="1827"/>
-        <w:gridCol w:w="6092"/>
-      </w:tblGrid>
-      <w:tr>
-        <w:tc>
-          <w:tcPr/>
-          <w:p>
-            <w:pPr>
-              <w:pStyle w:val="CATOCLabel2"/>
-            </w:pPr>
-            <w:r>
-              <w:t xml:space="preserve">2.</w:t>
-            </w:r>
-          </w:p>
-        </w:tc>
-        <w:tc>
-          <w:tcPr/>
-          <w:p>
-            <w:pPr>
-              <w:pStyle w:val="CATOCText2"/>
-            </w:pPr>
-            <w:r>
-              <w:t xml:space="preserve">Parents already have many tools to oversee how their children use the internet.</w:t>
-            </w:r>
-            <w:r>
-              <w:tab/>
-            </w:r>
-            <w:r>
-              <w:t xml:space="preserve">5</w:t>
-            </w:r>
-          </w:p>
-        </w:tc>
-      </w:tr>
-    </w:tbl>
-    <w:p/>
-    <w:tbl>
-      <w:tblPr>
-        <w:tblStyle w:val="Table"/>
-        <w:tblW w:type="pct" w:w="5000"/>
-        <w:tblLayout w:type="fixed"/>
-        <w:tblLook w:firstRow="0" w:lastRow="0" w:firstColumn="0" w:lastColumn="0" w:noHBand="0" w:noVBand="0" w:val="0000"/>
-      </w:tblPr>
-      <w:tblGrid>
-        <w:gridCol w:w="7920"/>
-      </w:tblGrid>
-      <w:tr>
-        <w:tc>
-          <w:tcPr/>
-          <w:p>
-            <w:pPr>
-              <w:pStyle w:val="CATOCTextTop"/>
-            </w:pPr>
-            <w:r>
-              <w:t xml:space="preserve">SUMMARY OF THE ARGUMENT</w:t>
-            </w:r>
-            <w:r>
-              <w:tab/>
-            </w:r>
-            <w:r>
-              <w:t xml:space="preserve">5</w:t>
-            </w:r>
-          </w:p>
-        </w:tc>
-      </w:tr>
-    </w:tbl>
-    <w:p/>
-    <w:tbl>
-      <w:tblPr>
-        <w:tblStyle w:val="Table"/>
-        <w:tblW w:type="pct" w:w="5000"/>
-        <w:tblLayout w:type="fixed"/>
-        <w:tblLook w:firstRow="0" w:lastRow="0" w:firstColumn="0" w:lastColumn="0" w:noHBand="0" w:noVBand="0" w:val="0000"/>
-      </w:tblPr>
-      <w:tblGrid>
-        <w:gridCol w:w="7920"/>
-      </w:tblGrid>
-      <w:tr>
-        <w:tc>
-          <w:tcPr/>
-          <w:p>
-            <w:pPr>
-              <w:pStyle w:val="CATOCTextTop"/>
-            </w:pPr>
-            <w:r>
-              <w:t xml:space="preserve">ARGUMENT</w:t>
-            </w:r>
-            <w:r>
-              <w:tab/>
-            </w:r>
-            <w:r>
-              <w:t xml:space="preserve">5</w:t>
-            </w:r>
-          </w:p>
-        </w:tc>
-      </w:tr>
-    </w:tbl>
-    <w:p/>
     <w:tbl>
       <w:tblPr>
         <w:tblStyle w:val="Table"/>
@@ -761,10 +392,283 @@
       </w:tblPr>
       <w:tblGrid>
         <w:gridCol w:w="609"/>
-        <w:gridCol w:w="7310"/>
+        <w:gridCol w:w="609"/>
+        <w:gridCol w:w="609"/>
+        <w:gridCol w:w="609"/>
+        <w:gridCol w:w="5483"/>
       </w:tblGrid>
       <w:tr>
         <w:tc>
+          <w:tcPr>
+            <w:gridSpan w:val="5"/>
+          </w:tcPr>
+          <w:p>
+            <w:pPr>
+              <w:pStyle w:val="CATOCTextTop"/>
+            </w:pPr>
+            <w:r>
+              <w:t xml:space="preserve">TABLE OF AUTHORITIES</w:t>
+            </w:r>
+            <w:r>
+              <w:tab/>
+            </w:r>
+            <w:r>
+              <w:t xml:space="preserve">iii</w:t>
+            </w:r>
+          </w:p>
+        </w:tc>
+      </w:tr>
+      <w:tr>
+        <w:tc>
+          <w:tcPr>
+            <w:gridSpan w:val="5"/>
+          </w:tcPr>
+          <w:p>
+            <w:pPr>
+              <w:pStyle w:val="CATOCTextTop"/>
+            </w:pPr>
+            <w:r>
+              <w:t xml:space="preserve">STATEMENT IN SUPPORT OF ORAL ARGUMENT</w:t>
+            </w:r>
+            <w:r>
+              <w:tab/>
+            </w:r>
+            <w:r>
+              <w:t xml:space="preserve">v</w:t>
+            </w:r>
+          </w:p>
+        </w:tc>
+      </w:tr>
+      <w:tr>
+        <w:tc>
+          <w:tcPr>
+            <w:gridSpan w:val="5"/>
+          </w:tcPr>
+          <w:p>
+            <w:pPr>
+              <w:pStyle w:val="CATOCTextTop"/>
+            </w:pPr>
+            <w:r>
+              <w:t xml:space="preserve">INTRODUCTION</w:t>
+            </w:r>
+            <w:r>
+              <w:tab/>
+            </w:r>
+            <w:r>
+              <w:t xml:space="preserve">1</w:t>
+            </w:r>
+          </w:p>
+        </w:tc>
+      </w:tr>
+      <w:tr>
+        <w:tc>
+          <w:tcPr>
+            <w:gridSpan w:val="5"/>
+          </w:tcPr>
+          <w:p>
+            <w:pPr>
+              <w:pStyle w:val="CATOCTextTop"/>
+            </w:pPr>
+            <w:r>
+              <w:t xml:space="preserve">STATEMENT OF JURISDICTION</w:t>
+            </w:r>
+            <w:r>
+              <w:tab/>
+            </w:r>
+            <w:r>
+              <w:t xml:space="preserve">3</w:t>
+            </w:r>
+          </w:p>
+        </w:tc>
+      </w:tr>
+      <w:tr>
+        <w:tc>
+          <w:tcPr>
+            <w:gridSpan w:val="5"/>
+          </w:tcPr>
+          <w:p>
+            <w:pPr>
+              <w:pStyle w:val="CATOCTextTop"/>
+            </w:pPr>
+            <w:r>
+              <w:t xml:space="preserve">STATEMENT OF ISSUES</w:t>
+            </w:r>
+            <w:r>
+              <w:tab/>
+            </w:r>
+            <w:r>
+              <w:t xml:space="preserve">3</w:t>
+            </w:r>
+          </w:p>
+        </w:tc>
+      </w:tr>
+      <w:tr>
+        <w:tc>
+          <w:tcPr>
+            <w:gridSpan w:val="5"/>
+          </w:tcPr>
+          <w:p>
+            <w:pPr>
+              <w:pStyle w:val="CATOCTextTop"/>
+            </w:pPr>
+            <w:r>
+              <w:t xml:space="preserve">STATEMENT OF THE CASE</w:t>
+            </w:r>
+            <w:r>
+              <w:tab/>
+            </w:r>
+            <w:r>
+              <w:t xml:space="preserve">4</w:t>
+            </w:r>
+          </w:p>
+        </w:tc>
+      </w:tr>
+      <w:tr>
+        <w:tc>
+          <w:tcPr>
+            <w:gridSpan w:val="2"/>
+          </w:tcPr>
+          <w:p>
+            <w:pPr>
+              <w:pStyle w:val="CATOCLabel1"/>
+            </w:pPr>
+            <w:r>
+              <w:t xml:space="preserve">A.</w:t>
+            </w:r>
+          </w:p>
+        </w:tc>
+        <w:tc>
+          <w:tcPr>
+            <w:gridSpan w:val="3"/>
+          </w:tcPr>
+          <w:p>
+            <w:pPr>
+              <w:pStyle w:val="CATOCText1"/>
+            </w:pPr>
+            <w:r>
+              <w:t xml:space="preserve">Factual background</w:t>
+            </w:r>
+            <w:r>
+              <w:tab/>
+            </w:r>
+            <w:r>
+              <w:t xml:space="preserve">4</w:t>
+            </w:r>
+          </w:p>
+        </w:tc>
+      </w:tr>
+      <w:tr>
+        <w:tc>
+          <w:tcPr>
+            <w:gridSpan w:val="3"/>
+          </w:tcPr>
+          <w:p>
+            <w:pPr>
+              <w:pStyle w:val="CATOCLabel2"/>
+            </w:pPr>
+            <w:r>
+              <w:t xml:space="preserve">1.</w:t>
+            </w:r>
+          </w:p>
+        </w:tc>
+        <w:tc>
+          <w:tcPr>
+            <w:gridSpan w:val="2"/>
+          </w:tcPr>
+          <w:p>
+            <w:pPr>
+              <w:pStyle w:val="CATOCText2"/>
+            </w:pPr>
+            <w:r>
+              <w:t xml:space="preserve">NetChoice members’ websites curate, disseminate, and enable vast amounts of speech protected by the First Amendment.</w:t>
+            </w:r>
+            <w:r>
+              <w:tab/>
+            </w:r>
+            <w:r>
+              <w:t xml:space="preserve">4</w:t>
+            </w:r>
+          </w:p>
+        </w:tc>
+      </w:tr>
+      <w:tr>
+        <w:tc>
+          <w:tcPr>
+            <w:gridSpan w:val="3"/>
+          </w:tcPr>
+          <w:p>
+            <w:pPr>
+              <w:pStyle w:val="CATOCLabel2"/>
+            </w:pPr>
+            <w:r>
+              <w:t xml:space="preserve">2.</w:t>
+            </w:r>
+          </w:p>
+        </w:tc>
+        <w:tc>
+          <w:tcPr>
+            <w:gridSpan w:val="2"/>
+          </w:tcPr>
+          <w:p>
+            <w:pPr>
+              <w:pStyle w:val="CATOCText2"/>
+            </w:pPr>
+            <w:r>
+              <w:t xml:space="preserve">Parents already have many tools to oversee how their children use the internet.</w:t>
+            </w:r>
+            <w:r>
+              <w:tab/>
+            </w:r>
+            <w:r>
+              <w:t xml:space="preserve">5</w:t>
+            </w:r>
+          </w:p>
+        </w:tc>
+      </w:tr>
+      <w:tr>
+        <w:tc>
+          <w:tcPr>
+            <w:gridSpan w:val="5"/>
+          </w:tcPr>
+          <w:p>
+            <w:pPr>
+              <w:pStyle w:val="CATOCTextTop"/>
+            </w:pPr>
+            <w:r>
+              <w:t xml:space="preserve">SUMMARY OF THE ARGUMENT</w:t>
+            </w:r>
+            <w:r>
+              <w:tab/>
+            </w:r>
+            <w:r>
+              <w:t xml:space="preserve">5</w:t>
+            </w:r>
+          </w:p>
+        </w:tc>
+      </w:tr>
+      <w:tr>
+        <w:tc>
+          <w:tcPr>
+            <w:gridSpan w:val="5"/>
+          </w:tcPr>
+          <w:p>
+            <w:pPr>
+              <w:pStyle w:val="CATOCTextTop"/>
+            </w:pPr>
+            <w:r>
+              <w:t xml:space="preserve">ARGUMENT</w:t>
+            </w:r>
+            <w:r>
+              <w:tab/>
+            </w:r>
+            <w:r>
+              <w:t xml:space="preserve">6</w:t>
+            </w:r>
+          </w:p>
+        </w:tc>
+      </w:tr>
+      <w:tr>
+        <w:tc>
           <w:tcPr/>
           <w:p>
             <w:pPr>
@@ -776,39 +680,96 @@
           </w:p>
         </w:tc>
         <w:tc>
+          <w:tcPr>
+            <w:gridSpan w:val="4"/>
+          </w:tcPr>
+          <w:p>
+            <w:pPr>
+              <w:pStyle w:val="CATOCText0"/>
+            </w:pPr>
+            <w:r>
+              <w:t xml:space="preserve">This Act’s speech restrictions irreparably harm NetChoice’s members and their users, and the district court’s irreparable-harm analysis violates this Court’s precedent.</w:t>
+            </w:r>
+            <w:r>
+              <w:tab/>
+            </w:r>
+            <w:r>
+              <w:t xml:space="preserve">6</w:t>
+            </w:r>
+          </w:p>
+        </w:tc>
+      </w:tr>
+      <w:tr>
+        <w:tc>
+          <w:tcPr>
+            <w:gridSpan w:val="2"/>
+          </w:tcPr>
+          <w:p>
+            <w:pPr>
+              <w:pStyle w:val="CATOCLabel1"/>
+            </w:pPr>
+            <w:r>
+              <w:t xml:space="preserve">A.</w:t>
+            </w:r>
+          </w:p>
+        </w:tc>
+        <w:tc>
+          <w:tcPr>
+            <w:gridSpan w:val="3"/>
+          </w:tcPr>
+          <w:p>
+            <w:pPr>
+              <w:pStyle w:val="CATOCText1"/>
+            </w:pPr>
+            <w:r>
+              <w:t xml:space="preserve">The record contains ample evidence of irreparable harm.</w:t>
+            </w:r>
+            <w:r>
+              <w:tab/>
+            </w:r>
+            <w:r>
+              <w:t xml:space="preserve">6</w:t>
+            </w:r>
+          </w:p>
+        </w:tc>
+      </w:tr>
+      <w:tr>
+        <w:tc>
           <w:tcPr/>
           <w:p>
             <w:pPr>
+              <w:pStyle w:val="CATOCLabel0"/>
+            </w:pPr>
+            <w:r>
+              <w:t xml:space="preserve">II.</w:t>
+            </w:r>
+          </w:p>
+        </w:tc>
+        <w:tc>
+          <w:tcPr>
+            <w:gridSpan w:val="4"/>
+          </w:tcPr>
+          <w:p>
+            <w:pPr>
               <w:pStyle w:val="CATOCText0"/>
             </w:pPr>
             <w:r>
-              <w:t xml:space="preserve">This Act’s speech restrictions irreparably harm NetChoice’s members and their users, and the district court’s irreparable-harm analysis violates this Court’s precedent.</w:t>
+              <w:t xml:space="preserve">NetChoice established the presumed irreparable injury because it is likely to succeed on the merits of its claims that the Act’s speech restrictions violate the First Amendment.</w:t>
             </w:r>
             <w:r>
               <w:tab/>
             </w:r>
             <w:r>
-              <w:t xml:space="preserve">6</w:t>
+              <w:t xml:space="preserve">7</w:t>
             </w:r>
           </w:p>
         </w:tc>
       </w:tr>
-    </w:tbl>
-    <w:p/>
-    <w:tbl>
-      <w:tblPr>
-        <w:tblStyle w:val="Table"/>
-        <w:tblW w:type="pct" w:w="5000"/>
-        <w:tblLayout w:type="fixed"/>
-        <w:tblLook w:firstRow="0" w:lastRow="0" w:firstColumn="0" w:lastColumn="0" w:noHBand="0" w:noVBand="0" w:val="0000"/>
-      </w:tblPr>
-      <w:tblGrid>
-        <w:gridCol w:w="1218"/>
-        <w:gridCol w:w="6701"/>
-      </w:tblGrid>
       <w:tr>
         <w:tc>
-          <w:tcPr/>
+          <w:tcPr>
+            <w:gridSpan w:val="2"/>
+          </w:tcPr>
           <w:p>
             <w:pPr>
               <w:pStyle w:val="CATOCLabel1"/>
@@ -819,217 +780,93 @@
           </w:p>
         </w:tc>
         <w:tc>
-          <w:tcPr/>
+          <w:tcPr>
+            <w:gridSpan w:val="3"/>
+          </w:tcPr>
           <w:p>
             <w:pPr>
               <w:pStyle w:val="CATOCText1"/>
             </w:pPr>
             <w:r>
-              <w:t xml:space="preserve">The record contains ample evidence of irreparable harm.</w:t>
+              <w:t xml:space="preserve">The Act’s parental-consent requirement for minors to access fully protected speech violates the First Amendment.</w:t>
             </w:r>
             <w:r>
               <w:tab/>
             </w:r>
             <w:r>
-              <w:t xml:space="preserve">6</w:t>
+              <w:t xml:space="preserve">7</w:t>
             </w:r>
           </w:p>
         </w:tc>
       </w:tr>
-    </w:tbl>
-    <w:p/>
-    <w:tbl>
-      <w:tblPr>
-        <w:tblStyle w:val="Table"/>
-        <w:tblW w:type="pct" w:w="5000"/>
-        <w:tblLayout w:type="fixed"/>
-        <w:tblLook w:firstRow="0" w:lastRow="0" w:firstColumn="0" w:lastColumn="0" w:noHBand="0" w:noVBand="0" w:val="0000"/>
-      </w:tblPr>
-      <w:tblGrid>
-        <w:gridCol w:w="609"/>
-        <w:gridCol w:w="7310"/>
-      </w:tblGrid>
       <w:tr>
         <w:tc>
-          <w:tcPr/>
-          <w:p>
-            <w:pPr>
-              <w:pStyle w:val="CATOCLabel0"/>
-            </w:pPr>
-            <w:r>
-              <w:t xml:space="preserve">II.</w:t>
-            </w:r>
-          </w:p>
-        </w:tc>
-        <w:tc>
-          <w:tcPr/>
-          <w:p>
-            <w:pPr>
-              <w:pStyle w:val="CATOCText0"/>
-            </w:pPr>
-            <w:r>
-              <w:t xml:space="preserve">NetChoice established the presumed irreparable injury because it is likely to succeed on the merits of its claims that the Act’s speech restrictions violate the First Amendment.</w:t>
+          <w:tcPr>
+            <w:gridSpan w:val="5"/>
+          </w:tcPr>
+          <w:p>
+            <w:pPr>
+              <w:pStyle w:val="CATOCTextTop"/>
+            </w:pPr>
+            <w:r>
+              <w:t xml:space="preserve">CONCLUSION</w:t>
             </w:r>
             <w:r>
               <w:tab/>
             </w:r>
             <w:r>
-              <w:t xml:space="preserve">7</w:t>
+              <w:t xml:space="preserve">8</w:t>
             </w:r>
           </w:p>
         </w:tc>
       </w:tr>
-    </w:tbl>
-    <w:p/>
-    <w:tbl>
-      <w:tblPr>
-        <w:tblStyle w:val="Table"/>
-        <w:tblW w:type="pct" w:w="5000"/>
-        <w:tblLayout w:type="fixed"/>
-        <w:tblLook w:firstRow="0" w:lastRow="0" w:firstColumn="0" w:lastColumn="0" w:noHBand="0" w:noVBand="0" w:val="0000"/>
-      </w:tblPr>
-      <w:tblGrid>
-        <w:gridCol w:w="1218"/>
-        <w:gridCol w:w="6701"/>
-      </w:tblGrid>
       <w:tr>
         <w:tc>
-          <w:tcPr/>
-          <w:p>
-            <w:pPr>
-              <w:pStyle w:val="CATOCLabel1"/>
-            </w:pPr>
-            <w:r>
-              <w:t xml:space="preserve">A.</w:t>
-            </w:r>
-          </w:p>
-        </w:tc>
-        <w:tc>
-          <w:tcPr/>
-          <w:p>
-            <w:pPr>
-              <w:pStyle w:val="CATOCText1"/>
-            </w:pPr>
-            <w:r>
-              <w:t xml:space="preserve">The Act’s parental-consent requirement for minors to access fully protected speech violates the First Amendment.</w:t>
+          <w:tcPr>
+            <w:gridSpan w:val="5"/>
+          </w:tcPr>
+          <w:p>
+            <w:pPr>
+              <w:pStyle w:val="CATOCTextTop"/>
+            </w:pPr>
+            <w:r>
+              <w:t xml:space="preserve">CERTIFICATE OF COMPLIANCE</w:t>
             </w:r>
             <w:r>
               <w:tab/>
             </w:r>
             <w:r>
-              <w:t xml:space="preserve">7</w:t>
+              <w:t xml:space="preserve">9</w:t>
             </w:r>
           </w:p>
         </w:tc>
       </w:tr>
-    </w:tbl>
-    <w:p/>
-    <w:tbl>
-      <w:tblPr>
-        <w:tblStyle w:val="Table"/>
-        <w:tblW w:type="pct" w:w="5000"/>
-        <w:tblLayout w:type="fixed"/>
-        <w:tblLook w:firstRow="0" w:lastRow="0" w:firstColumn="0" w:lastColumn="0" w:noHBand="0" w:noVBand="0" w:val="0000"/>
-      </w:tblPr>
-      <w:tblGrid>
-        <w:gridCol w:w="7920"/>
-      </w:tblGrid>
       <w:tr>
         <w:tc>
-          <w:tcPr/>
+          <w:tcPr>
+            <w:gridSpan w:val="5"/>
+          </w:tcPr>
           <w:p>
             <w:pPr>
               <w:pStyle w:val="CATOCTextTop"/>
             </w:pPr>
             <w:r>
-              <w:t xml:space="preserve">CONCLUSION</w:t>
+              <w:t xml:space="preserve">CERTIFICATE OF SERVICE</w:t>
             </w:r>
             <w:r>
               <w:tab/>
             </w:r>
             <w:r>
-              <w:t xml:space="preserve">8</w:t>
+              <w:t xml:space="preserve">10</w:t>
             </w:r>
           </w:p>
         </w:tc>
       </w:tr>
-    </w:tbl>
-    <w:p/>
-    <w:tbl>
-      <w:tblPr>
-        <w:tblStyle w:val="Table"/>
-        <w:tblW w:type="pct" w:w="5000"/>
-        <w:tblLayout w:type="fixed"/>
-        <w:tblLook w:firstRow="0" w:lastRow="0" w:firstColumn="0" w:lastColumn="0" w:noHBand="0" w:noVBand="0" w:val="0000"/>
-      </w:tblPr>
-      <w:tblGrid>
-        <w:gridCol w:w="7920"/>
-      </w:tblGrid>
       <w:tr>
         <w:tc>
-          <w:tcPr/>
-          <w:p>
-            <w:pPr>
-              <w:pStyle w:val="CATOCTextTop"/>
-            </w:pPr>
-            <w:r>
-              <w:t xml:space="preserve">CERTIFICATE OF COMPLIANCE</w:t>
-            </w:r>
-            <w:r>
-              <w:tab/>
-            </w:r>
-            <w:r>
-              <w:t xml:space="preserve">9</w:t>
-            </w:r>
-          </w:p>
-        </w:tc>
-      </w:tr>
-    </w:tbl>
-    <w:p/>
-    <w:tbl>
-      <w:tblPr>
-        <w:tblStyle w:val="Table"/>
-        <w:tblW w:type="pct" w:w="5000"/>
-        <w:tblLayout w:type="fixed"/>
-        <w:tblLook w:firstRow="0" w:lastRow="0" w:firstColumn="0" w:lastColumn="0" w:noHBand="0" w:noVBand="0" w:val="0000"/>
-      </w:tblPr>
-      <w:tblGrid>
-        <w:gridCol w:w="7920"/>
-      </w:tblGrid>
-      <w:tr>
-        <w:tc>
-          <w:tcPr/>
-          <w:p>
-            <w:pPr>
-              <w:pStyle w:val="CATOCTextTop"/>
-            </w:pPr>
-            <w:r>
-              <w:t xml:space="preserve">CERTIFICATE OF SERVICE</w:t>
-            </w:r>
-            <w:r>
-              <w:tab/>
-            </w:r>
-            <w:r>
-              <w:t xml:space="preserve">10</w:t>
-            </w:r>
-          </w:p>
-        </w:tc>
-      </w:tr>
-    </w:tbl>
-    <w:p/>
-    <w:tbl>
-      <w:tblPr>
-        <w:tblStyle w:val="Table"/>
-        <w:tblW w:type="pct" w:w="5000"/>
-        <w:tblLayout w:type="fixed"/>
-        <w:tblLook w:firstRow="0" w:lastRow="0" w:firstColumn="0" w:lastColumn="0" w:noHBand="0" w:noVBand="0" w:val="0000"/>
-      </w:tblPr>
-      <w:tblGrid>
-        <w:gridCol w:w="7920"/>
-      </w:tblGrid>
-      <w:tr>
-        <w:tc>
-          <w:tcPr/>
+          <w:tcPr>
+            <w:gridSpan w:val="5"/>
+          </w:tcPr>
           <w:p>
             <w:pPr>
               <w:pStyle w:val="CATOCTextTop"/>
@@ -1260,7 +1097,7 @@
         <w:tab/>
       </w:r>
       <w:r>
-        <w:t xml:space="preserve">5</w:t>
+        <w:t xml:space="preserve">6</w:t>
       </w:r>
     </w:p>
     <w:p>
@@ -1494,7 +1331,7 @@
       <w:pPr>
         <w:pStyle w:val="CASectionBreak"/>
         <w:sectPr>
-          <w:footerReference w:type="default" r:id="rIdFtr1"/>
+          <w:footerReference w:type="default" r:id="rIdFtrPage"/>
           <w:pgSz w:w="12240" w:h="15840"/>
           <w:pgMar w:top="1440" w:right="1440" w:bottom="1440" w:left="1440" w:header="720" w:footer="720" w:gutter="0"/>
           <w:pgNumType w:fmt="lowerRoman" w:start="1"/>
@@ -1532,7 +1369,25 @@
         <w:t xml:space="preserve"> </w:t>
       </w:r>
       <w:r>
-        <w:t xml:space="preserve">websites in multiple ways. The Act targets specific websites based on their content. And it restricts users’ access to, and engagement with, protected speech by requiring those websites to obtain (1) age verification for all users, § 47-18-5703(a)(1); and (2) parental consent for minors, § 47-18-5703(a)(2).</w:t>
+        <w:t xml:space="preserve">websites in multiple ways. The Act targets specific websites based on their content. And it restricts users’ access to, and engagement with, protected speech by requiring those websites to obtain (1) age verification for all users,</w:t>
+      </w:r>
+      <w:r>
+        <w:t xml:space="preserve"> </w:t>
+      </w:r>
+      <w:r>
+        <w:t xml:space="preserve">§ 47-18-5703(a)(1)</w:t>
+      </w:r>
+      <w:r>
+        <w:t xml:space="preserve">; and (2) parental consent for minors,</w:t>
+      </w:r>
+      <w:r>
+        <w:t xml:space="preserve"> </w:t>
+      </w:r>
+      <w:r>
+        <w:t xml:space="preserve">§ 47-18-5703(a)(2)</w:t>
+      </w:r>
+      <w:r>
+        <w:t xml:space="preserve">.</w:t>
       </w:r>
       <w:r>
         <w:rPr>
@@ -1570,7 +1425,13 @@
         <w:t xml:space="preserve">Free Speech Coal., Inc. v. Paxton</w:t>
       </w:r>
       <w:r>
-        <w:t xml:space="preserve">, 145 S. Ct. 2291, 2309 (2025) (</w:t>
+        <w:t xml:space="preserve">, 145 S. Ct. 2291, 2309 (2025)</w:t>
+      </w:r>
+      <w:r>
+        <w:t xml:space="preserve"> </w:t>
+      </w:r>
+      <w:r>
+        <w:t xml:space="preserve">(</w:t>
       </w:r>
       <w:r>
         <w:t xml:space="preserve">“FSC”</w:t>
@@ -1610,7 +1471,13 @@
         <w:t xml:space="preserve">Packingham v. North Carolina</w:t>
       </w:r>
       <w:r>
-        <w:t xml:space="preserve">, 582 U.S. 98, 107 (2017) (First Amendment protects</w:t>
+        <w:t xml:space="preserve">, 582 U.S. 98, 107 (2017)</w:t>
+      </w:r>
+      <w:r>
+        <w:t xml:space="preserve"> </w:t>
+      </w:r>
+      <w:r>
+        <w:t xml:space="preserve">(First Amendment protects</w:t>
       </w:r>
       <w:r>
         <w:t xml:space="preserve"> </w:t>
@@ -1635,7 +1502,13 @@
         <w:t xml:space="preserve">Brown v. Ent. Merchs. Ass’n</w:t>
       </w:r>
       <w:r>
-        <w:t xml:space="preserve">, 564 U.S. 786, 795 n.3 (2011) (governments lack the</w:t>
+        <w:t xml:space="preserve">, 564 U.S. 786, 795 n.3 (2011)</w:t>
+      </w:r>
+      <w:r>
+        <w:t xml:space="preserve"> </w:t>
+      </w:r>
+      <w:r>
+        <w:t xml:space="preserve">(governments lack the</w:t>
       </w:r>
       <w:r>
         <w:t xml:space="preserve"> </w:t>
@@ -1683,7 +1556,10 @@
         <w:t xml:space="preserve">Winter v. Nat. Res. Def. Council, Inc.</w:t>
       </w:r>
       <w:r>
-        <w:t xml:space="preserve">, 555 U.S. 7, 32 (2008).</w:t>
+        <w:t xml:space="preserve">, 555 U.S. 7, 32 (2008)</w:t>
+      </w:r>
+      <w:r>
+        <w:t xml:space="preserve">.</w:t>
       </w:r>
     </w:p>
     <w:p>
@@ -1713,7 +1589,10 @@
         <w:t xml:space="preserve">Commonwealth v. Biden</w:t>
       </w:r>
       <w:r>
-        <w:t xml:space="preserve">, 57 F.4th 545, 556 (6th Cir. 2023);</w:t>
+        <w:t xml:space="preserve">, 57 F.4th 545, 556 (6th Cir. 2023)</w:t>
+      </w:r>
+      <w:r>
+        <w:t xml:space="preserve">;</w:t>
       </w:r>
       <w:r>
         <w:t xml:space="preserve"> </w:t>
@@ -1736,7 +1615,10 @@
         <w:t xml:space="preserve">Ohio v. EPA</w:t>
       </w:r>
       <w:r>
-        <w:t xml:space="preserve">, 603 U.S. 279, 292 (2024). And preventing the grave irreparable harms imposed by Tennessee’s restrictions on the dissemination of—and access to—speech are in the public interest because</w:t>
+        <w:t xml:space="preserve">, 603 U.S. 279, 292 (2024)</w:t>
+      </w:r>
+      <w:r>
+        <w:t xml:space="preserve">. And preventing the grave irreparable harms imposed by Tennessee’s restrictions on the dissemination of—and access to—speech are in the public interest because</w:t>
       </w:r>
       <w:r>
         <w:t xml:space="preserve"> </w:t>
@@ -1755,7 +1637,13 @@
         <w:t xml:space="preserve">Connection Distrib. Co. v. Reno</w:t>
       </w:r>
       <w:r>
-        <w:t xml:space="preserve">, 154 F.3d 281, 288 (6th Cir. 1998) (citation omitted).</w:t>
+        <w:t xml:space="preserve">, 154 F.3d 281, 288 (6th Cir. 1998)</w:t>
+      </w:r>
+      <w:r>
+        <w:t xml:space="preserve"> </w:t>
+      </w:r>
+      <w:r>
+        <w:t xml:space="preserve">(citation omitted).</w:t>
       </w:r>
     </w:p>
     <w:p>
@@ -1782,7 +1670,10 @@
         <w:t xml:space="preserve">Planet Aid v. City of St. Johns</w:t>
       </w:r>
       <w:r>
-        <w:t xml:space="preserve">, 782 F.3d 318, 323 (6th Cir. 2015).</w:t>
+        <w:t xml:space="preserve">, 782 F.3d 318, 323 (6th Cir. 2015)</w:t>
+      </w:r>
+      <w:r>
+        <w:t xml:space="preserve">.</w:t>
       </w:r>
     </w:p>
     <w:p>
@@ -1821,7 +1712,10 @@
         <w:t xml:space="preserve">Virginia v. Am. Booksellers Ass’n, Inc.</w:t>
       </w:r>
       <w:r>
-        <w:t xml:space="preserve">, 484 U.S. 383, 393 (1988). So NetChoice has</w:t>
+        <w:t xml:space="preserve">, 484 U.S. 383, 393 (1988)</w:t>
+      </w:r>
+      <w:r>
+        <w:t xml:space="preserve">. So NetChoice has</w:t>
       </w:r>
       <w:r>
         <w:t xml:space="preserve"> </w:t>
@@ -2011,7 +1905,10 @@
         <w:t xml:space="preserve">Moody v. NetChoice, LLC</w:t>
       </w:r>
       <w:r>
-        <w:t xml:space="preserve">, 603 U.S. 707, 719 (2024). As a result, members are covered if they</w:t>
+        <w:t xml:space="preserve">, 603 U.S. 707, 719 (2024)</w:t>
+      </w:r>
+      <w:r>
+        <w:t xml:space="preserve">. As a result, members are covered if they</w:t>
       </w:r>
       <w:r>
         <w:t xml:space="preserve"> </w:t>
@@ -2030,7 +1927,10 @@
         <w:t xml:space="preserve">Packingham</w:t>
       </w:r>
       <w:r>
-        <w:t xml:space="preserve">, 582 U.S. at 107.</w:t>
+        <w:t xml:space="preserve">, 582 U.S. at 107</w:t>
+      </w:r>
+      <w:r>
+        <w:t xml:space="preserve">.</w:t>
       </w:r>
     </w:p>
     <w:p>
@@ -2065,7 +1965,10 @@
         <w:t xml:space="preserve">NetChoice, LLC v. Griffin</w:t>
       </w:r>
       <w:r>
-        <w:t xml:space="preserve">, 2025 WL 978607, at *3 (W.D. Ark. Mar. 31, 2025).</w:t>
+        <w:t xml:space="preserve">, 2025 WL 978607, at *3 (W.D. Ark. Mar. 31, 2025)</w:t>
+      </w:r>
+      <w:r>
+        <w:t xml:space="preserve">.</w:t>
       </w:r>
     </w:p>
     <w:p>
@@ -2156,7 +2059,10 @@
         <w:t xml:space="preserve">Morales v. Trans World Airlines, Inc.</w:t>
       </w:r>
       <w:r>
-        <w:t xml:space="preserve">, 504 U.S. 374, 381 (1992). In the face of that choice, NetChoice member Nextdoor has stopped permitting Tennessee minors to access Nextdoor. Motion, R.42, Page ID ## 1851-52.</w:t>
+        <w:t xml:space="preserve">, 504 U.S. 374, 381 (1992)</w:t>
+      </w:r>
+      <w:r>
+        <w:t xml:space="preserve">. In the face of that choice, NetChoice member Nextdoor has stopped permitting Tennessee minors to access Nextdoor. Motion, R.42, Page ID ## 1851-52.</w:t>
       </w:r>
     </w:p>
     <w:p>
@@ -2189,7 +2095,10 @@
         <w:t xml:space="preserve">Biden</w:t>
       </w:r>
       <w:r>
-        <w:t xml:space="preserve">, 57 F.4th at 556;</w:t>
+        <w:t xml:space="preserve">, 57 F.4th at 556</w:t>
+      </w:r>
+      <w:r>
+        <w:t xml:space="preserve">;</w:t>
       </w:r>
       <w:r>
         <w:t xml:space="preserve"> </w:t>
@@ -2212,7 +2121,13 @@
         <w:t xml:space="preserve">Ohio</w:t>
       </w:r>
       <w:r>
-        <w:t xml:space="preserve">, 603 U.S. at 292 (same).</w:t>
+        <w:t xml:space="preserve">, 603 U.S. at 292</w:t>
+      </w:r>
+      <w:r>
+        <w:t xml:space="preserve"> </w:t>
+      </w:r>
+      <w:r>
+        <w:t xml:space="preserve">(same).</w:t>
       </w:r>
     </w:p>
     <w:p>
@@ -2277,7 +2192,13 @@
         <w:t xml:space="preserve">Cuomo</w:t>
       </w:r>
       <w:r>
-        <w:t xml:space="preserve">, 592 U.S. at 19 (quoting</w:t>
+        <w:t xml:space="preserve">, 592 U.S. at 19</w:t>
+      </w:r>
+      <w:r>
+        <w:t xml:space="preserve"> </w:t>
+      </w:r>
+      <w:r>
+        <w:t xml:space="preserve">(quoting</w:t>
       </w:r>
       <w:r>
         <w:t xml:space="preserve"> </w:t>
@@ -2290,7 +2211,10 @@
         <w:t xml:space="preserve">Elrod v. Burns</w:t>
       </w:r>
       <w:r>
-        <w:t xml:space="preserve">, 427 U.S. 347, 373 (1976)).</w:t>
+        <w:t xml:space="preserve">, 427 U.S. 347, 373 (1976)</w:t>
+      </w:r>
+      <w:r>
+        <w:t xml:space="preserve">).</w:t>
       </w:r>
     </w:p>
     <w:p>
@@ -2328,7 +2252,16 @@
         <w:pStyle w:val="BodyText"/>
       </w:pPr>
       <w:r>
-        <w:t xml:space="preserve">The Act restricts minors’ access to fully protected speech by requiring websites to secure parental consent before permitting minors to create accounts. § 47-18-5703(a)(2). This violates Supreme Court precedent, which holds that the government cannot require minors to obtain their</w:t>
+        <w:t xml:space="preserve">The Act restricts minors’ access to fully protected speech by requiring websites to secure parental consent before permitting minors to create accounts.</w:t>
+      </w:r>
+      <w:r>
+        <w:t xml:space="preserve"> </w:t>
+      </w:r>
+      <w:r>
+        <w:t xml:space="preserve">§ 47-18-5703(a)(2)</w:t>
+      </w:r>
+      <w:r>
+        <w:t xml:space="preserve">. This violates Supreme Court precedent, which holds that the government cannot require minors to obtain their</w:t>
       </w:r>
       <w:r>
         <w:t xml:space="preserve"> </w:t>
@@ -2353,7 +2286,10 @@
         <w:t xml:space="preserve">Brown</w:t>
       </w:r>
       <w:r>
-        <w:t xml:space="preserve">, 564 U.S. at 795 n.3.</w:t>
+        <w:t xml:space="preserve">, 564 U.S. at 795 n.3</w:t>
+      </w:r>
+      <w:r>
+        <w:t xml:space="preserve">.</w:t>
       </w:r>
     </w:p>
     <w:p>
@@ -2366,7 +2302,7 @@
     </w:p>
     <w:p>
       <w:pPr>
-        <w:pStyle w:val="BodyText"/>
+        <w:pStyle w:val="CABodyKeep"/>
       </w:pPr>
       <w:r>
         <w:t xml:space="preserve">This Court should reverse the district court’s judgment, directing the district court to preliminarily enjoin Defendant’s enforcement of the Act.</w:t>
@@ -2374,82 +2310,126 @@
     </w:p>
     <w:p>
       <w:pPr>
+        <w:pStyle w:val="CASingleKeep"/>
+      </w:pPr>
+      <w:r>
+        <w:t xml:space="preserve">Dated: September 3, 2025</w:t>
+      </w:r>
+    </w:p>
+    <w:p>
+      <w:pPr>
+        <w:pStyle w:val="CASignatureGap"/>
+      </w:pPr>
+      <w:r>
+        <w:t xml:space="preserve">Respectfully submitted,</w:t>
+      </w:r>
+    </w:p>
+    <w:p>
+      <w:pPr>
+        <w:pStyle w:val="CASig"/>
+      </w:pPr>
+      <w:r>
+        <w:t xml:space="preserve">/s/ Scott A. Keller</w:t>
+      </w:r>
+    </w:p>
+    <w:p>
+      <w:pPr>
+        <w:pStyle w:val="CASig"/>
+      </w:pPr>
+      <w:r>
+        <w:t xml:space="preserve">Scott A. Keller</w:t>
+      </w:r>
+    </w:p>
+    <w:p>
+      <w:pPr>
+        <w:pStyle w:val="CASignatureLineKeep"/>
+      </w:pPr>
+      <w:r>
+        <w:t xml:space="preserve">Counsel for Plaintiff-Appellant</w:t>
+      </w:r>
+    </w:p>
+    <w:p>
+      <w:pPr>
+        <w:pStyle w:val="CASignatureLineKeep"/>
+      </w:pPr>
+      <w:r>
+        <w:t xml:space="preserve">LEHOTSKY KELLER COHN LLP</w:t>
+      </w:r>
+    </w:p>
+    <w:p>
+      <w:pPr>
+        <w:pStyle w:val="CASignatureLineKeep"/>
+      </w:pPr>
+      <w:r>
+        <w:t xml:space="preserve">200 Massachusetts Ave. NW, Suite 700</w:t>
+      </w:r>
+    </w:p>
+    <w:p>
+      <w:pPr>
+        <w:pStyle w:val="CASignatureLineKeep"/>
+      </w:pPr>
+      <w:r>
+        <w:t xml:space="preserve">Washington, DC 20001</w:t>
+      </w:r>
+    </w:p>
+    <w:p>
+      <w:pPr>
+        <w:pStyle w:val="CASignatureLineKeep"/>
+      </w:pPr>
+      <w:r>
+        <w:t xml:space="preserve">(512) 693-8350</w:t>
+      </w:r>
+    </w:p>
+    <w:p>
+      <w:pPr>
+        <w:pStyle w:val="CASignatureLine"/>
+      </w:pPr>
+      <w:r>
+        <w:t xml:space="preserve">scott@lkcfirm.com</w:t>
+      </w:r>
+    </w:p>
+    <w:p>
+      <w:pPr>
+        <w:pStyle w:val="CASectionNewPage"/>
+      </w:pPr>
+      <w:r>
+        <w:t xml:space="preserve">Certificate of Compliance</w:t>
+      </w:r>
+    </w:p>
+    <w:p>
+      <w:pPr>
         <w:pStyle w:val="CASingle"/>
       </w:pPr>
       <w:r>
-        <w:t xml:space="preserve">Dated: September 3, 2025</w:t>
-      </w:r>
-    </w:p>
-    <w:p>
-      <w:pPr>
-        <w:pStyle w:val="CASignatureGap"/>
-      </w:pPr>
-      <w:r>
-        <w:t xml:space="preserve">Respectfully submitted,</w:t>
-      </w:r>
-    </w:p>
-    <w:p>
-      <w:pPr>
-        <w:pStyle w:val="CASig"/>
+        <w:t xml:space="preserve">This brief complies with: (1) the type-volume limitation of Federal Rule of Appellate Procedure 32(a)(7)(B) because it contains 1,472 words, excluding the parts of the brief exempted by Rule 32(f); and (2) the typeface requirements of Rule 32(a)(5) and the type style requirements of Rule 32(a)(6) because it has been prepared in a proportionally spaced typeface (14-point Liberation Serif) using pandoc 3.12.1 (Word .docx), with LibreOffice 26.8.1 for the PDF. The word count is computed from the markdown source of this brief.</w:t>
+      </w:r>
+    </w:p>
+    <w:p>
+      <w:pPr>
+        <w:pStyle w:val="CAFormSig"/>
       </w:pPr>
       <w:r>
         <w:t xml:space="preserve">/s/ Scott A. Keller</w:t>
       </w:r>
-    </w:p>
-    <w:p>
-      <w:pPr>
-        <w:pStyle w:val="CASig"/>
-      </w:pPr>
-      <w:r>
-        <w:t xml:space="preserve">Scott A. Keller</w:t>
-      </w:r>
-    </w:p>
-    <w:p>
-      <w:pPr>
-        <w:pStyle w:val="CASignatureLineKeep"/>
-      </w:pPr>
-      <w:r>
-        <w:t xml:space="preserve">Counsel for Plaintiff-Appellant</w:t>
-      </w:r>
-    </w:p>
-    <w:p>
-      <w:pPr>
-        <w:pStyle w:val="CASignatureLineKeep"/>
-      </w:pPr>
-      <w:r>
-        <w:t xml:space="preserve">LEHOTSKY KELLER COHN LLP</w:t>
-      </w:r>
-    </w:p>
-    <w:p>
-      <w:pPr>
-        <w:pStyle w:val="CASignatureLineKeep"/>
-      </w:pPr>
-      <w:r>
-        <w:t xml:space="preserve">200 Massachusetts Ave. NW, Suite 700</w:t>
-      </w:r>
-    </w:p>
-    <w:p>
-      <w:pPr>
-        <w:pStyle w:val="CASignatureLineKeep"/>
-      </w:pPr>
-      <w:r>
-        <w:t xml:space="preserve">Washington, DC 20001</w:t>
-      </w:r>
-    </w:p>
-    <w:p>
-      <w:pPr>
-        <w:pStyle w:val="CASignatureLineKeep"/>
-      </w:pPr>
-      <w:r>
-        <w:t xml:space="preserve">(512) 693-8350</w:t>
-      </w:r>
-    </w:p>
-    <w:p>
-      <w:pPr>
-        <w:pStyle w:val="CASignatureLine"/>
-      </w:pPr>
-      <w:r>
-        <w:t xml:space="preserve">scott@lkcfirm.com</w:t>
+      <w:r>
+        <w:tab/>
+      </w:r>
+      <w:r>
+        <w:t xml:space="preserve">September 3, 2025</w:t>
+      </w:r>
+    </w:p>
+    <w:p>
+      <w:pPr>
+        <w:pStyle w:val="CAFormSig"/>
+      </w:pPr>
+      <w:r>
+        <w:t xml:space="preserve">Signature</w:t>
+      </w:r>
+      <w:r>
+        <w:tab/>
+      </w:r>
+      <w:r>
+        <w:t xml:space="preserve">Date</w:t>
       </w:r>
     </w:p>
     <w:p>
@@ -2457,7 +2437,7 @@
         <w:pStyle w:val="CASectionNewPage"/>
       </w:pPr>
       <w:r>
-        <w:t xml:space="preserve">Certificate of Compliance</w:t>
+        <w:t xml:space="preserve">Certificate of Service</w:t>
       </w:r>
     </w:p>
     <w:p>
@@ -2465,51 +2445,7 @@
         <w:pStyle w:val="CASingle"/>
       </w:pPr>
       <w:r>
-        <w:t xml:space="preserve">This brief complies with: (1) the type-volume limitation of Federal Rule of Appellate Procedure 32(a)(7)(B) because it contains 1,472 words, excluding the parts of the brief exempted by Rule 32(f); and (2) the typeface requirements of Rule 32(a)(5) and the type style requirements of Rule 32(a)(6) because it has been prepared in a proportionally spaced typeface (14-point EB Garamond) using pandoc 3.12.1 (Word .docx), with LibreOffice 26.8.1 for the PDF. The word count is computed from the markdown source of this brief.</w:t>
-      </w:r>
-    </w:p>
-    <w:p>
-      <w:pPr>
-        <w:pStyle w:val="CAFormSig"/>
-      </w:pPr>
-      <w:r>
-        <w:t xml:space="preserve">/s/ Scott A. Keller</w:t>
-      </w:r>
-      <w:r>
-        <w:tab/>
-      </w:r>
-      <w:r>
-        <w:t xml:space="preserve">September 3, 2025</w:t>
-      </w:r>
-    </w:p>
-    <w:p>
-      <w:pPr>
-        <w:pStyle w:val="CAFormSig"/>
-      </w:pPr>
-      <w:r>
-        <w:t xml:space="preserve">Signature</w:t>
-      </w:r>
-      <w:r>
-        <w:tab/>
-      </w:r>
-      <w:r>
-        <w:t xml:space="preserve">Date</w:t>
-      </w:r>
-    </w:p>
-    <w:p>
-      <w:pPr>
-        <w:pStyle w:val="CASectionNewPage"/>
-      </w:pPr>
-      <w:r>
-        <w:t xml:space="preserve">Certificate of Service</w:t>
-      </w:r>
-    </w:p>
-    <w:p>
-      <w:pPr>
-        <w:pStyle w:val="CASingle"/>
-      </w:pPr>
-      <w:r>
-        <w:t xml:space="preserve">I certify that on September, this brief was served via CM/ECF on all registered counsel and transmitted to the Clerk of the Court.</w:t>
+        <w:t xml:space="preserve">I certify that on September 3, 2025, this brief was served via CM/ECF on all registered counsel and transmitted to the Clerk of the Court.</w:t>
       </w:r>
     </w:p>
     <w:p>
@@ -3560,7 +3496,7 @@
       </w:tr>
     </w:tbl>
     <w:sectPr>
-      <w:footerReference w:type="default" r:id="rIdFtr1"/>
+      <w:footerReference w:type="default" r:id="rIdFtrPage"/>
       <w:pgSz w:w="12240" w:h="15840"/>
       <w:pgMar w:top="1440" w:right="1440" w:bottom="1440" w:left="1440" w:header="720" w:footer="720" w:gutter="0"/>
       <w:pgNumType w:fmt="decimal" w:start="1"/>
@@ -3573,21 +3509,139 @@
 <w:comments xmlns:w="http://schemas.openxmlformats.org/wordprocessingml/2006/main" xmlns:m="http://schemas.openxmlformats.org/officeDocument/2006/math" xmlns:r="http://schemas.openxmlformats.org/officeDocument/2006/relationships" xmlns:o="urn:schemas-microsoft-com:office:office" xmlns:v="urn:schemas-microsoft-com:vml" xmlns:w10="urn:schemas-microsoft-com:office:word" xmlns:a="http://schemas.openxmlformats.org/drawingml/2006/main" xmlns:pic="http://schemas.openxmlformats.org/drawingml/2006/picture" xmlns:wp="http://schemas.openxmlformats.org/drawingml/2006/wordprocessingDrawing"/>
 </file>
 
-<file path=word/footer0.xml><?xml version="1.0" encoding="utf-8"?>
-<w:ftr xmlns:w="http://schemas.openxmlformats.org/wordprocessingml/2006/main">
+<file path=word/footnotes.xml><?xml version="1.0" encoding="utf-8"?>
+<w:footnotes xmlns:w="http://schemas.openxmlformats.org/wordprocessingml/2006/main" xmlns:m="http://schemas.openxmlformats.org/officeDocument/2006/math" xmlns:r="http://schemas.openxmlformats.org/officeDocument/2006/relationships" xmlns:o="urn:schemas-microsoft-com:office:office" xmlns:v="urn:schemas-microsoft-com:vml" xmlns:w10="urn:schemas-microsoft-com:office:word" xmlns:a="http://schemas.openxmlformats.org/drawingml/2006/main" xmlns:pic="http://schemas.openxmlformats.org/drawingml/2006/picture" xmlns:wp="http://schemas.openxmlformats.org/drawingml/2006/wordprocessingDrawing">
+  <w:footnote w:type="continuationSeparator" w:id="0">
+    <w:p>
+      <w:r>
+        <w:continuationSeparator/>
+      </w:r>
+    </w:p>
+  </w:footnote>
+  <w:footnote w:type="separator" w:id="-1">
+    <w:p>
+      <w:r>
+        <w:separator/>
+      </w:r>
+    </w:p>
+  </w:footnote>
+  <w:footnote w:id="9">
+    <w:p>
+      <w:pPr>
+        <w:pStyle w:val="FootnoteText"/>
+      </w:pPr>
+      <w:r>
+        <w:rPr>
+          <w:rStyle w:val="FootnoteReference"/>
+        </w:rPr>
+        <w:footnoteRef/>
+      </w:r>
+      <w:r>
+        <w:t xml:space="preserve"> </w:t>
+      </w:r>
+      <w:r>
+        <w:t xml:space="preserve">Statutory citations refer to the Tennessee Code. This brief refers to both</w:t>
+      </w:r>
+      <w:r>
+        <w:t xml:space="preserve"> </w:t>
+      </w:r>
+      <w:r>
+        <w:t xml:space="preserve">“websites”</w:t>
+      </w:r>
+      <w:r>
+        <w:t xml:space="preserve"> </w:t>
+      </w:r>
+      <w:r>
+        <w:t xml:space="preserve">and</w:t>
+      </w:r>
+      <w:r>
+        <w:t xml:space="preserve"> </w:t>
+      </w:r>
+      <w:r>
+        <w:t xml:space="preserve">“applications,”</w:t>
+      </w:r>
+      <w:r>
+        <w:t xml:space="preserve"> </w:t>
+      </w:r>
+      <w:r>
+        <w:t xml:space="preserve">§ 47-18-5702(9)(A), as</w:t>
+      </w:r>
+      <w:r>
+        <w:t xml:space="preserve"> </w:t>
+      </w:r>
+      <w:r>
+        <w:t xml:space="preserve">“websites.”</w:t>
+      </w:r>
+    </w:p>
+  </w:footnote>
+  <w:footnote w:id="10">
+    <w:p>
+      <w:pPr>
+        <w:pStyle w:val="FootnoteText"/>
+      </w:pPr>
+      <w:r>
+        <w:rPr>
+          <w:rStyle w:val="FootnoteReference"/>
+        </w:rPr>
+        <w:footnoteRef/>
+      </w:r>
+      <w:r>
+        <w:t xml:space="preserve"> </w:t>
+      </w:r>
+      <w:r>
+        <w:t xml:space="preserve">Automattic, Discord, and Reddit joined NetChoice after litigation began, and are included in NetChoice’s First Amended Complaint (R.88)—filed after this appeal was docketed. Amended Complaint, R.88, Page ID # 2422.</w:t>
+      </w:r>
+    </w:p>
+  </w:footnote>
+</w:footnotes>
+</file>
+
+<file path=word/ftr-add.xml><?xml version="1.0" encoding="utf-8"?>
+<w:ftr xmlns:w="http://schemas.openxmlformats.org/wordprocessingml/2006/main" xmlns:r="http://schemas.openxmlformats.org/officeDocument/2006/relationships">
   <w:p>
     <w:pPr>
-      <w:pStyle w:val="Footer"/>
+      <w:spacing w:before="0" w:after="0"/>
+      <w:jc w:val="center"/>
+    </w:pPr>
+    <w:r>
+      <w:t>Add-</w:t>
+    </w:r>
+    <w:r>
+      <w:fldChar w:fldCharType="begin"/>
+    </w:r>
+    <w:r>
+      <w:instrText xml:space="preserve"> PAGE </w:instrText>
+    </w:r>
+    <w:r>
+      <w:fldChar w:fldCharType="separate"/>
+    </w:r>
+    <w:r>
+      <w:t>1</w:t>
+    </w:r>
+    <w:r>
+      <w:fldChar w:fldCharType="end"/>
+    </w:r>
+  </w:p>
+</w:ftr>
+</file>
+
+<file path=word/ftr-none.xml><?xml version="1.0" encoding="utf-8"?>
+<w:ftr xmlns:w="http://schemas.openxmlformats.org/wordprocessingml/2006/main" xmlns:r="http://schemas.openxmlformats.org/officeDocument/2006/relationships">
+  <w:p>
+    <w:pPr>
+      <w:spacing w:before="0" w:after="0"/>
+      <w:jc w:val="center"/>
     </w:pPr>
   </w:p>
 </w:ftr>
 </file>
 
-<file path=word/footer1.xml><?xml version="1.0" encoding="utf-8"?>
-<w:ftr xmlns:w="http://schemas.openxmlformats.org/wordprocessingml/2006/main">
+<file path=word/ftr-page.xml><?xml version="1.0" encoding="utf-8"?>
+<w:ftr xmlns:w="http://schemas.openxmlformats.org/wordprocessingml/2006/main" xmlns:r="http://schemas.openxmlformats.org/officeDocument/2006/relationships">
   <w:p>
     <w:pPr>
-      <w:pStyle w:val="Footer"/>
+      <w:spacing w:before="0" w:after="0"/>
+      <w:jc w:val="center"/>
     </w:pPr>
     <w:r>
       <w:fldChar w:fldCharType="begin"/>
@@ -3608,121 +3662,6 @@
 </w:ftr>
 </file>
 
-<file path=word/footer2.xml><?xml version="1.0" encoding="utf-8"?>
-<w:ftr xmlns:w="http://schemas.openxmlformats.org/wordprocessingml/2006/main">
-  <w:p>
-    <w:pPr>
-      <w:pStyle w:val="Footer"/>
-    </w:pPr>
-    <w:r>
-      <w:t xml:space="preserve">Add-</w:t>
-    </w:r>
-    <w:r>
-      <w:fldChar w:fldCharType="begin"/>
-    </w:r>
-    <w:r>
-      <w:instrText xml:space="preserve"> PAGE </w:instrText>
-    </w:r>
-    <w:r>
-      <w:fldChar w:fldCharType="separate"/>
-    </w:r>
-    <w:r>
-      <w:t>1</w:t>
-    </w:r>
-    <w:r>
-      <w:fldChar w:fldCharType="end"/>
-    </w:r>
-  </w:p>
-</w:ftr>
-</file>
-
-<file path=word/footnotes.xml><?xml version="1.0" encoding="utf-8"?>
-<w:footnotes xmlns:w="http://schemas.openxmlformats.org/wordprocessingml/2006/main" xmlns:m="http://schemas.openxmlformats.org/officeDocument/2006/math" xmlns:r="http://schemas.openxmlformats.org/officeDocument/2006/relationships" xmlns:o="urn:schemas-microsoft-com:office:office" xmlns:v="urn:schemas-microsoft-com:vml" xmlns:w10="urn:schemas-microsoft-com:office:word" xmlns:a="http://schemas.openxmlformats.org/drawingml/2006/main" xmlns:pic="http://schemas.openxmlformats.org/drawingml/2006/picture" xmlns:wp="http://schemas.openxmlformats.org/drawingml/2006/wordprocessingDrawing">
-  <w:footnote w:type="continuationSeparator" w:id="0">
-    <w:p>
-      <w:r>
-        <w:continuationSeparator/>
-      </w:r>
-    </w:p>
-  </w:footnote>
-  <w:footnote w:type="separator" w:id="-1">
-    <w:p>
-      <w:r>
-        <w:separator/>
-      </w:r>
-    </w:p>
-  </w:footnote>
-  <w:footnote w:id="9">
-    <w:p>
-      <w:pPr>
-        <w:pStyle w:val="FootnoteText"/>
-      </w:pPr>
-      <w:r>
-        <w:rPr>
-          <w:rStyle w:val="FootnoteReference"/>
-        </w:rPr>
-        <w:footnoteRef/>
-      </w:r>
-      <w:r>
-        <w:t xml:space="preserve"> </w:t>
-      </w:r>
-      <w:r>
-        <w:t xml:space="preserve">Statutory citations refer to the Tennessee Code. This brief refers to both</w:t>
-      </w:r>
-      <w:r>
-        <w:t xml:space="preserve"> </w:t>
-      </w:r>
-      <w:r>
-        <w:t xml:space="preserve">“websites”</w:t>
-      </w:r>
-      <w:r>
-        <w:t xml:space="preserve"> </w:t>
-      </w:r>
-      <w:r>
-        <w:t xml:space="preserve">and</w:t>
-      </w:r>
-      <w:r>
-        <w:t xml:space="preserve"> </w:t>
-      </w:r>
-      <w:r>
-        <w:t xml:space="preserve">“applications,”</w:t>
-      </w:r>
-      <w:r>
-        <w:t xml:space="preserve"> </w:t>
-      </w:r>
-      <w:r>
-        <w:t xml:space="preserve">§ 47-18-5702(9)(A), as</w:t>
-      </w:r>
-      <w:r>
-        <w:t xml:space="preserve"> </w:t>
-      </w:r>
-      <w:r>
-        <w:t xml:space="preserve">“websites.”</w:t>
-      </w:r>
-    </w:p>
-  </w:footnote>
-  <w:footnote w:id="10">
-    <w:p>
-      <w:pPr>
-        <w:pStyle w:val="FootnoteText"/>
-      </w:pPr>
-      <w:r>
-        <w:rPr>
-          <w:rStyle w:val="FootnoteReference"/>
-        </w:rPr>
-        <w:footnoteRef/>
-      </w:r>
-      <w:r>
-        <w:t xml:space="preserve"> </w:t>
-      </w:r>
-      <w:r>
-        <w:t xml:space="preserve">Automattic, Discord, and Reddit joined NetChoice after litigation began, and are included in NetChoice’s First Amended Complaint (R.88)—filed after this appeal was docketed. Amended Complaint, R.88, Page ID # 2422.</w:t>
-      </w:r>
-    </w:p>
-  </w:footnote>
-</w:footnotes>
-</file>
-
 <file path=word/numbering.xml><?xml version="1.0" encoding="utf-8"?>
 <w:numbering xmlns:w="http://schemas.openxmlformats.org/wordprocessingml/2006/main">
   <w:abstractNum w:abstractNumId="990">
@@ -3808,11 +3747,11 @@
 </file>
 
 <file path=word/styles.xml><?xml version="1.0" encoding="utf-8"?>
-<w:styles xmlns:w="http://schemas.openxmlformats.org/wordprocessingml/2006/main">
+<w:styles xmlns:w="http://schemas.openxmlformats.org/wordprocessingml/2006/main" xmlns:r="http://schemas.openxmlformats.org/officeDocument/2006/relationships">
   <w:docDefaults>
     <w:rPrDefault>
       <w:rPr>
-        <w:rFonts w:ascii="EB Garamond" w:hAnsi="EB Garamond" w:eastAsia="EB Garamond" w:cs="EB Garamond"/>
+        <w:rFonts w:ascii="Liberation Serif" w:hAnsi="Liberation Serif" w:eastAsia="Liberation Serif" w:cs="Liberation Serif"/>
         <w:sz w:val="28"/>
         <w:szCs w:val="28"/>
         <w:lang w:val="en-US" w:eastAsia="en-US" w:bidi="ar-SA"/>
@@ -3928,7 +3867,7 @@
     <w:pPr>
       <w:keepNext/>
       <w:keepLines/>
-      <w:spacing w:before="420" w:after="308" w:line="399" w:lineRule="exact"/>
+      <w:spacing w:before="200" w:after="0" w:line="456" w:lineRule="exact"/>
       <w:ind w:firstLine="0"/>
       <w:jc w:val="center"/>
       <w:outlineLvl w:val="0"/>
@@ -3956,7 +3895,7 @@
     <w:pPr>
       <w:keepNext/>
       <w:keepLines/>
-      <w:spacing w:before="336" w:after="280" w:line="399" w:lineRule="exact"/>
+      <w:spacing w:before="336" w:after="0" w:line="399" w:lineRule="exact"/>
       <w:ind w:firstLine="0"/>
       <w:jc w:val="center"/>
       <w:outlineLvl w:val="1"/>
@@ -3977,8 +3916,8 @@
       </w:tabs>
       <w:keepNext/>
       <w:keepLines/>
-      <w:spacing w:before="308" w:after="252" w:line="399" w:lineRule="exact"/>
-      <w:ind w:left="1440" w:hanging="720" w:firstLine="0"/>
+      <w:spacing w:before="308" w:after="0" w:line="399" w:lineRule="exact"/>
+      <w:ind w:left="1440" w:hanging="720"/>
       <w:outlineLvl w:val="2"/>
     </w:pPr>
     <w:rPr>
@@ -3994,7 +3933,7 @@
       <w:tabs>
         <w:tab w:val="left" w:pos="2161"/>
       </w:tabs>
-      <w:ind w:left="2160" w:hanging="720" w:firstLine="0"/>
+      <w:ind w:left="2160" w:hanging="720"/>
       <w:outlineLvl w:val="3"/>
     </w:pPr>
   </w:style>
@@ -4006,7 +3945,7 @@
       <w:tabs>
         <w:tab w:val="left" w:pos="2881"/>
       </w:tabs>
-      <w:ind w:left="2880" w:hanging="720" w:firstLine="0"/>
+      <w:ind w:left="2880" w:hanging="720"/>
       <w:outlineLvl w:val="4"/>
     </w:pPr>
   </w:style>
@@ -4018,7 +3957,7 @@
       <w:tabs>
         <w:tab w:val="left" w:pos="3601"/>
       </w:tabs>
-      <w:ind w:left="3600" w:hanging="720" w:firstLine="0"/>
+      <w:ind w:left="3600" w:hanging="720"/>
       <w:outlineLvl w:val="5"/>
     </w:pPr>
   </w:style>
@@ -4029,7 +3968,7 @@
     <w:pPr>
       <w:keepNext/>
       <w:keepLines/>
-      <w:spacing w:before="336" w:after="252" w:line="399" w:lineRule="exact"/>
+      <w:spacing w:before="336" w:after="0" w:line="399" w:lineRule="exact"/>
       <w:ind w:firstLine="0"/>
       <w:outlineLvl w:val="1"/>
     </w:pPr>
@@ -4053,11 +3992,19 @@
       <w:ind w:firstLine="0"/>
     </w:pPr>
   </w:style>
+  <w:style w:type="paragraph" w:customStyle="1" w:styleId="CASingleKeep">
+    <w:name w:val="CA Single Keep"/>
+    <w:basedOn w:val="CASingle"/>
+    <w:pPr>
+      <w:keepNext/>
+      <w:keepLines/>
+    </w:pPr>
+  </w:style>
   <w:style w:type="paragraph" w:customStyle="1" w:styleId="CACover">
     <w:name w:val="CA Cover"/>
     <w:basedOn w:val="Normal"/>
     <w:pPr>
-      <w:spacing w:before="10" w:after="10" w:line="399" w:lineRule="exact"/>
+      <w:spacing w:before="0" w:after="0" w:line="370" w:lineRule="exact"/>
       <w:ind w:firstLine="0"/>
       <w:jc w:val="center"/>
     </w:pPr>
@@ -4074,7 +4021,7 @@
     <w:name w:val="CA Cover Left"/>
     <w:basedOn w:val="CACover"/>
     <w:pPr>
-      <w:spacing w:before="0" w:after="0" w:line="399" w:lineRule="exact"/>
+      <w:spacing w:before="0" w:after="0" w:line="370" w:lineRule="exact"/>
       <w:ind w:left="4680" w:firstLine="0"/>
       <w:jc w:val="left"/>
     </w:pPr>
@@ -4129,7 +4076,7 @@
       <w:pBdr>
         <w:bottom w:val="single" w:sz="6" w:space="0" w:color="000000"/>
       </w:pBdr>
-      <w:spacing w:before="0" w:after="100" w:line="200" w:lineRule="exact"/>
+      <w:spacing w:before="0" w:after="60" w:line="200" w:lineRule="exact"/>
       <w:ind w:left="3240" w:right="3240" w:firstLine="0"/>
     </w:pPr>
     <w:rPr>
@@ -4213,8 +4160,8 @@
       <w:tabs>
         <w:tab w:val="right" w:leader="dot" w:pos="9245"/>
       </w:tabs>
-      <w:spacing w:before="126" w:after="0" w:line="399" w:lineRule="exact"/>
-      <w:ind w:left="0" w:firstLine="0"/>
+      <w:spacing w:before="0" w:after="0" w:line="399" w:lineRule="exact"/>
+      <w:ind w:left="0" w:right="576" w:firstLine="0"/>
     </w:pPr>
   </w:style>
   <w:style w:type="paragraph" w:customStyle="1" w:styleId="CATOCText0">
@@ -4224,8 +4171,8 @@
       <w:tabs>
         <w:tab w:val="right" w:leader="dot" w:pos="8525"/>
       </w:tabs>
-      <w:spacing w:before="56" w:after="0" w:line="399" w:lineRule="exact"/>
-      <w:ind w:left="0" w:firstLine="0"/>
+      <w:spacing w:before="0" w:after="0" w:line="399" w:lineRule="exact"/>
+      <w:ind w:left="0" w:right="576" w:firstLine="0"/>
     </w:pPr>
   </w:style>
   <w:style w:type="paragraph" w:customStyle="1" w:styleId="CATOCText1">
@@ -4235,8 +4182,8 @@
       <w:tabs>
         <w:tab w:val="right" w:leader="dot" w:pos="7805"/>
       </w:tabs>
-      <w:spacing w:before="56" w:after="0" w:line="399" w:lineRule="exact"/>
-      <w:ind w:left="0" w:firstLine="0"/>
+      <w:spacing w:before="0" w:after="0" w:line="399" w:lineRule="exact"/>
+      <w:ind w:left="0" w:right="576" w:firstLine="0"/>
     </w:pPr>
   </w:style>
   <w:style w:type="paragraph" w:customStyle="1" w:styleId="CATOCText2">
@@ -4246,8 +4193,8 @@
       <w:tabs>
         <w:tab w:val="right" w:leader="dot" w:pos="7085"/>
       </w:tabs>
-      <w:spacing w:before="56" w:after="0" w:line="399" w:lineRule="exact"/>
-      <w:ind w:left="0" w:firstLine="0"/>
+      <w:spacing w:before="0" w:after="0" w:line="399" w:lineRule="exact"/>
+      <w:ind w:left="0" w:right="576" w:firstLine="0"/>
     </w:pPr>
   </w:style>
   <w:style w:type="paragraph" w:customStyle="1" w:styleId="CATOCText3">
@@ -4257,15 +4204,15 @@
       <w:tabs>
         <w:tab w:val="right" w:leader="dot" w:pos="6365"/>
       </w:tabs>
-      <w:spacing w:before="56" w:after="0" w:line="399" w:lineRule="exact"/>
-      <w:ind w:left="0" w:firstLine="0"/>
+      <w:spacing w:before="0" w:after="0" w:line="399" w:lineRule="exact"/>
+      <w:ind w:left="0" w:right="576" w:firstLine="0"/>
     </w:pPr>
   </w:style>
   <w:style w:type="paragraph" w:customStyle="1" w:styleId="CATOCLabel0">
     <w:name w:val="CA TOC Label 0"/>
     <w:basedOn w:val="Normal"/>
     <w:pPr>
-      <w:spacing w:before="56" w:after="0" w:line="399" w:lineRule="exact"/>
+      <w:spacing w:before="0" w:after="0" w:line="399" w:lineRule="exact"/>
       <w:ind w:left="0" w:firstLine="0"/>
     </w:pPr>
   </w:style>
@@ -4273,7 +4220,7 @@
     <w:name w:val="CA TOC Label 1"/>
     <w:basedOn w:val="Normal"/>
     <w:pPr>
-      <w:spacing w:before="56" w:after="0" w:line="399" w:lineRule="exact"/>
+      <w:spacing w:before="0" w:after="0" w:line="399" w:lineRule="exact"/>
       <w:ind w:left="720" w:firstLine="0"/>
     </w:pPr>
   </w:style>
@@ -4281,7 +4228,7 @@
     <w:name w:val="CA TOC Label 2"/>
     <w:basedOn w:val="Normal"/>
     <w:pPr>
-      <w:spacing w:before="56" w:after="0" w:line="399" w:lineRule="exact"/>
+      <w:spacing w:before="0" w:after="0" w:line="399" w:lineRule="exact"/>
       <w:ind w:left="1440" w:firstLine="0"/>
     </w:pPr>
   </w:style>
@@ -4289,7 +4236,7 @@
     <w:name w:val="CA TOC Label 3"/>
     <w:basedOn w:val="Normal"/>
     <w:pPr>
-      <w:spacing w:before="56" w:after="0" w:line="399" w:lineRule="exact"/>
+      <w:spacing w:before="0" w:after="0" w:line="399" w:lineRule="exact"/>
       <w:ind w:left="2160" w:firstLine="0"/>
     </w:pPr>
   </w:style>
@@ -4318,7 +4265,7 @@
         <w:tab w:val="right" w:leader="dot" w:pos="9360"/>
       </w:tabs>
       <w:spacing w:before="140" w:after="0" w:line="399" w:lineRule="exact"/>
-      <w:ind w:left="504" w:hanging="504" w:firstLine="0"/>
+      <w:ind w:left="504" w:right="576" w:hanging="504"/>
     </w:pPr>
   </w:style>
   <w:style w:type="paragraph" w:customStyle="1" w:styleId="CATable">
@@ -4627,7 +4574,7 @@
     </a:clrScheme>
     <a:fontScheme name="Office">
       <a:majorFont>
-        <a:latin typeface="Aptos Display" panose="02110004020202020204"/>
+        <a:latin typeface="Liberation Serif" panose="02110004020202020204"/>
         <a:ea typeface=""/>
         <a:cs typeface=""/>
         <a:font script="Jpan" typeface="游ゴシック Light"/>
@@ -4679,7 +4626,7 @@
         <a:font script="Tfng" typeface="Ebrima"/>
       </a:majorFont>
       <a:minorFont>
-        <a:latin typeface="Aptos" panose="02110004020202020204"/>
+        <a:latin typeface="Liberation Serif" panose="02110004020202020204"/>
         <a:ea typeface=""/>
         <a:cs typeface=""/>
         <a:font script="Jpan" typeface="游明朝"/>
